--- a/Articles/2026/4_Blender_Tips_and_Tricks/12_Assigning_Custom_Favorites/Write Up.docx
+++ b/Articles/2026/4_Blender_Tips_and_Tricks/12_Assigning_Custom_Favorites/Write Up.docx
@@ -8,6 +8,24 @@
       </w:pPr>
       <w:r>
         <w:t>Write Up</w:t>
+      </w:r>
+    </w:p>
+    <w:p>
+      <w:r>
+        <w:t>This week, we are going to take a little time out to show you a simple trick that can help speed up your workflow. Have you ever wished that command you use all the time wasn't buried somewhere inside one of Blender's many menus? Well, today we are going to make things a whole lot easier by putting your favorite commands right at your fingertips.</w:t>
+      </w:r>
+    </w:p>
+    <w:p>
+      <w:r>
+        <w:t>So, if you would like to learn how easy it is to keep your most-used commands close at hand, why don't you join us for this week's tutorial entitled:</w:t>
+      </w:r>
+    </w:p>
+    <w:p>
+      <w:pPr>
+        <w:pStyle w:val="Heading1"/>
+      </w:pPr>
+      <w:r>
+        <w:t>Assigning Quick Favorites</w:t>
       </w:r>
     </w:p>
     <w:p/>
